--- a/git folder/VERSION CONTROL - Copy.docx
+++ b/git folder/VERSION CONTROL - Copy.docx
@@ -5,6 +5,9 @@
     <w:p>
       <w:r>
         <w:t>PURPLE</w:t>
+      </w:r>
+      <w:r>
+        <w:t>E</w:t>
       </w:r>
       <w:bookmarkStart w:id="0" w:name="_GoBack"/>
       <w:bookmarkEnd w:id="0"/>
